--- a/fuentes/CF2_DU.docx
+++ b/fuentes/CF2_DU.docx
@@ -2897,15 +2897,15 @@
           <w:bCs/>
           <w:lang w:eastAsia="es-CO"/>
         </w:rPr>
-        <w:t>Convocatoria de proveedores </w:t>
-      </w:r>
-      <w:r>
-        <w:rPr>
-          <w:b/>
-          <w:bCs/>
-          <w:lang w:eastAsia="es-CO"/>
-        </w:rPr>
-        <w:t xml:space="preserve"> </w:t>
+        <w:t>Técnicas de clasificación</w:t>
+      </w:r>
+      <w:r>
+        <w:rPr>
+          <w:b/>
+          <w:bCs/>
+          <w:lang w:eastAsia="es-CO"/>
+        </w:rPr>
+        <w:t xml:space="preserve"> de proveedores  </w:t>
       </w:r>
     </w:p>
     <w:p>
@@ -7340,7 +7340,7 @@
                 <w:rPr>
                   <w:rStyle w:val="Hipervnculo"/>
                 </w:rPr>
-                <w:t>https://www.youtube.com/watch?v=5gBILC2yuC0</w:t>
+                <w:t>https://www.youtube.com/watch?v=NUw8trW26pI</w:t>
               </w:r>
             </w:hyperlink>
           </w:p>
@@ -13126,6 +13126,7 @@
   <w:style w:type="character" w:default="1" w:styleId="Fuentedeprrafopredeter">
     <w:name w:val="Default Paragraph Font"/>
     <w:uiPriority w:val="1"/>
+    <w:semiHidden/>
     <w:unhideWhenUsed/>
   </w:style>
   <w:style w:type="table" w:default="1" w:styleId="Tablanormal">
@@ -14314,6 +14315,10 @@
 </file>
 
 <file path=customXml/item1.xml><?xml version="1.0" encoding="utf-8"?>
+<b:Sources xmlns:b="http://schemas.openxmlformats.org/officeDocument/2006/bibliography" xmlns="http://schemas.openxmlformats.org/officeDocument/2006/bibliography" SelectedStyle="\APASixthEditionOfficeOnline.xsl" StyleName="APA" Version="6"/>
+</file>
+
+<file path=customXml/item2.xml><?xml version="1.0" encoding="utf-8"?>
 <p:properties xmlns:p="http://schemas.microsoft.com/office/2006/metadata/properties" xmlns:xsi="http://www.w3.org/2001/XMLSchema-instance" xmlns:pc="http://schemas.microsoft.com/office/infopath/2007/PartnerControls">
   <documentManagement>
     <TaxCatchAll xmlns="285d351f-f218-493a-825f-85a9dfbde315" xsi:nil="true"/>
@@ -14324,22 +14329,9 @@
 </p:properties>
 </file>
 
-<file path=customXml/item2.xml><?xml version="1.0" encoding="utf-8"?>
-<b:Sources xmlns:b="http://schemas.openxmlformats.org/officeDocument/2006/bibliography" xmlns="http://schemas.openxmlformats.org/officeDocument/2006/bibliography" SelectedStyle="\APASixthEditionOfficeOnline.xsl" StyleName="APA" Version="6"/>
-</file>
-
 <file path=customXml/item3.xml><?xml version="1.0" encoding="utf-8"?>
-<?mso-contentType ?>
-<FormTemplates xmlns="http://schemas.microsoft.com/sharepoint/v3/contenttype/forms">
-  <Display>DocumentLibraryForm</Display>
-  <Edit>DocumentLibraryForm</Edit>
-  <New>DocumentLibraryForm</New>
-</FormTemplates>
-</file>
-
-<file path=customXml/item4.xml><?xml version="1.0" encoding="utf-8"?>
-<ct:contentTypeSchema xmlns:ct="http://schemas.microsoft.com/office/2006/metadata/contentType" xmlns:ma="http://schemas.microsoft.com/office/2006/metadata/properties/metaAttributes" ct:_="" ma:_="" ma:contentTypeName="Documento" ma:contentTypeID="0x0101005D7421CBAB376F47AC1876466873BE0C" ma:contentTypeVersion="11" ma:contentTypeDescription="Crear nuevo documento." ma:contentTypeScope="" ma:versionID="3a1bba6d8728ce939bf9f95dae234b40">
-  <xsd:schema xmlns:xsd="http://www.w3.org/2001/XMLSchema" xmlns:xs="http://www.w3.org/2001/XMLSchema" xmlns:p="http://schemas.microsoft.com/office/2006/metadata/properties" xmlns:ns2="55abea07-cd72-4a95-add0-1082a24cf9e9" xmlns:ns3="285d351f-f218-493a-825f-85a9dfbde315" targetNamespace="http://schemas.microsoft.com/office/2006/metadata/properties" ma:root="true" ma:fieldsID="a4f96e62c8f781ccc064189483c2e669" ns2:_="" ns3:_="">
+<ct:contentTypeSchema xmlns:ct="http://schemas.microsoft.com/office/2006/metadata/contentType" xmlns:ma="http://schemas.microsoft.com/office/2006/metadata/properties/metaAttributes" ct:_="" ma:_="" ma:contentTypeName="Documento" ma:contentTypeID="0x0101005D7421CBAB376F47AC1876466873BE0C" ma:contentTypeVersion="11" ma:contentTypeDescription="Crear nuevo documento." ma:contentTypeScope="" ma:versionID="2b4f891a1a5ad88e3e621500c8553ae4">
+  <xsd:schema xmlns:xsd="http://www.w3.org/2001/XMLSchema" xmlns:xs="http://www.w3.org/2001/XMLSchema" xmlns:p="http://schemas.microsoft.com/office/2006/metadata/properties" xmlns:ns2="55abea07-cd72-4a95-add0-1082a24cf9e9" xmlns:ns3="285d351f-f218-493a-825f-85a9dfbde315" targetNamespace="http://schemas.microsoft.com/office/2006/metadata/properties" ma:root="true" ma:fieldsID="4883b2e7c543eac85f1b7e21127c6f20" ns2:_="" ns3:_="">
     <xsd:import namespace="55abea07-cd72-4a95-add0-1082a24cf9e9"/>
     <xsd:import namespace="285d351f-f218-493a-825f-85a9dfbde315"/>
     <xsd:element name="properties">
@@ -14532,7 +14524,24 @@
 </ct:contentTypeSchema>
 </file>
 
+<file path=customXml/item4.xml><?xml version="1.0" encoding="utf-8"?>
+<?mso-contentType ?>
+<FormTemplates xmlns="http://schemas.microsoft.com/sharepoint/v3/contenttype/forms">
+  <Display>DocumentLibraryForm</Display>
+  <Edit>DocumentLibraryForm</Edit>
+  <New>DocumentLibraryForm</New>
+</FormTemplates>
+</file>
+
 <file path=customXml/itemProps1.xml><?xml version="1.0" encoding="utf-8"?>
+<ds:datastoreItem xmlns:ds="http://schemas.openxmlformats.org/officeDocument/2006/customXml" ds:itemID="{A9F2CEBA-C824-4C86-81A8-E32CBD0EB92D}">
+  <ds:schemaRefs>
+    <ds:schemaRef ds:uri="http://schemas.openxmlformats.org/officeDocument/2006/bibliography"/>
+  </ds:schemaRefs>
+</ds:datastoreItem>
+</file>
+
+<file path=customXml/itemProps2.xml><?xml version="1.0" encoding="utf-8"?>
 <ds:datastoreItem xmlns:ds="http://schemas.openxmlformats.org/officeDocument/2006/customXml" ds:itemID="{26259216-AD86-464A-AEAD-95B1F9E17392}">
   <ds:schemaRefs>
     <ds:schemaRef ds:uri="http://schemas.microsoft.com/office/2006/metadata/properties"/>
@@ -14543,22 +14552,14 @@
 </ds:datastoreItem>
 </file>
 
-<file path=customXml/itemProps2.xml><?xml version="1.0" encoding="utf-8"?>
-<ds:datastoreItem xmlns:ds="http://schemas.openxmlformats.org/officeDocument/2006/customXml" ds:itemID="{A9F2CEBA-C824-4C86-81A8-E32CBD0EB92D}">
-  <ds:schemaRefs>
-    <ds:schemaRef ds:uri="http://schemas.openxmlformats.org/officeDocument/2006/bibliography"/>
-  </ds:schemaRefs>
-</ds:datastoreItem>
+<file path=customXml/itemProps3.xml><?xml version="1.0" encoding="utf-8"?>
+<ds:datastoreItem xmlns:ds="http://schemas.openxmlformats.org/officeDocument/2006/customXml" ds:itemID="{DE2DCA99-B5A0-4A2D-8FAD-C26760C967D7}"/>
 </file>
 
-<file path=customXml/itemProps3.xml><?xml version="1.0" encoding="utf-8"?>
+<file path=customXml/itemProps4.xml><?xml version="1.0" encoding="utf-8"?>
 <ds:datastoreItem xmlns:ds="http://schemas.openxmlformats.org/officeDocument/2006/customXml" ds:itemID="{D00A4A46-BDBD-48AC-87B9-2BA42D9CC06F}">
   <ds:schemaRefs>
     <ds:schemaRef ds:uri="http://schemas.microsoft.com/sharepoint/v3/contenttype/forms"/>
   </ds:schemaRefs>
 </ds:datastoreItem>
-</file>
-
-<file path=customXml/itemProps4.xml><?xml version="1.0" encoding="utf-8"?>
-<ds:datastoreItem xmlns:ds="http://schemas.openxmlformats.org/officeDocument/2006/customXml" ds:itemID="{DA161E90-9BE8-4CB6-AF79-D64EF13F8C43}"/>
 </file>